--- a/papers/终审后修复报告_2026-10-24.docx
+++ b/papers/终审后修复报告_2026-10-24.docx
@@ -39,12 +39,6 @@
         <w:t xml:space="preserve"> </w:t>
       </w:r>
       <w:r>
-        <w:t xml:space="preserve">★</w:t>
-      </w:r>
-      <w:r>
-        <w:t xml:space="preserve"> </w:t>
-      </w:r>
-      <w:r>
         <w:rPr>
           <w:bCs/>
           <w:b/>
@@ -52,7 +46,7 @@
         <w:t xml:space="preserve">不改任何读数、不删任何限定条款</w:t>
       </w:r>
       <w:r>
-        <w:t xml:space="preserve">（G1/G2 复检见 §4）｜★</w:t>
+        <w:t xml:space="preserve">（G1/G2 复检见 §4）｜</w:t>
       </w:r>
       <w:r>
         <w:t xml:space="preserve"> </w:t>
@@ -65,7 +59,7 @@
         <w:t xml:space="preserve">未跑任何新实验</w:t>
       </w:r>
       <w:r>
-        <w:t xml:space="preserve">｜★</w:t>
+        <w:t xml:space="preserve">｜</w:t>
       </w:r>
       <w:r>
         <w:t xml:space="preserve"> </w:t>
@@ -141,10 +135,7 @@
         <w:t xml:space="preserve">3 条新过度主张</w:t>
       </w:r>
       <w:r>
-        <w:t xml:space="preserve">（O1–O3）⇒ ★</w:t>
-      </w:r>
-      <w:r>
-        <w:t xml:space="preserve"> </w:t>
+        <w:t xml:space="preserve">（O1–O3），</w:t>
       </w:r>
       <w:r>
         <w:rPr>
@@ -154,7 +145,7 @@
         <w:t xml:space="preserve">owner 已逐条修复并复检通过</w:t>
       </w:r>
       <w:r>
-        <w:t xml:space="preserve">；★ 另修</w:t>
+        <w:t xml:space="preserve">；另修</w:t>
       </w:r>
       <w:r>
         <w:t xml:space="preserve"> </w:t>
@@ -178,13 +169,13 @@
       </w:r>
     </w:p>
     <w:bookmarkEnd w:id="20"/>
-    <w:bookmarkStart w:id="21" w:name="终审判定与-owner-处置对照"/>
+    <w:bookmarkStart w:id="21" w:name="终审判定与-owner-处理对照"/>
     <w:p>
       <w:pPr>
         <w:pStyle w:val="Heading2"/>
       </w:pPr>
       <w:r>
-        <w:t xml:space="preserve">1 · 终审判定与 owner 处置对照</w:t>
+        <w:t xml:space="preserve">1 · 终审判定与 owner 处理对照</w:t>
       </w:r>
     </w:p>
     <w:tbl>
@@ -261,7 +252,7 @@
               <w:jc w:val="left"/>
             </w:pPr>
             <w:r>
-              <w:t xml:space="preserve">owner 处置</w:t>
+              <w:t xml:space="preserve">owner 处理</w:t>
             </w:r>
           </w:p>
         </w:tc>
@@ -373,23 +364,19 @@
                 <w:bCs/>
                 <w:b/>
               </w:rPr>
-              <w:t xml:space="preserve">α 轴未检出差异 ⇒ 不提供方向；质量轴给出方向 ⇒ 两轴互不矛盾，但不构成同向证据</w:t>
-            </w:r>
-            <w:r>
-              <w:t xml:space="preserve">」；摘要 / 判决表 / 读法纪律三处同步</w:t>
-            </w:r>
-          </w:p>
-        </w:tc>
-        <w:tc>
-          <w:tcPr/>
-          <w:p>
-            <w:pPr>
-              <w:pStyle w:val="Compact"/>
-              <w:jc w:val="center"/>
-            </w:pPr>
-            <w:r>
-              <w:t xml:space="preserve">✔</w:t>
-            </w:r>
+              <w:t xml:space="preserve">α 轴未检出差异，不提供方向；质量轴给出方向，两轴互不矛盾，但不构成同向证据</w:t>
+            </w:r>
+            <w:r>
+              <w:t xml:space="preserve">」；摘要 / 判决表 / 读法要求三处同步</w:t>
+            </w:r>
+          </w:p>
+        </w:tc>
+        <w:tc>
+          <w:tcPr/>
+          <w:p>
+            <w:pPr>
+              <w:pStyle w:val="Compact"/>
+            </w:pPr>
           </w:p>
         </w:tc>
       </w:tr>
@@ -472,20 +459,16 @@
               <w:t xml:space="preserve">只有 A vs WF-a3 的 D1 与 D3 两行</w:t>
             </w:r>
             <w:r>
-              <w:t xml:space="preserve">三判官数字完全相同；D2 行不一致 ⇒ 集中在最强对比上，不是六条全等」；§7.6 括号同步</w:t>
-            </w:r>
-          </w:p>
-        </w:tc>
-        <w:tc>
-          <w:tcPr/>
-          <w:p>
-            <w:pPr>
-              <w:pStyle w:val="Compact"/>
-              <w:jc w:val="center"/>
-            </w:pPr>
-            <w:r>
-              <w:t xml:space="preserve">✔</w:t>
-            </w:r>
+              <w:t xml:space="preserve">三判官数字完全相同；D2 行不一致，集中在最强对比上，不是六条全等」；§7.6 括号同步</w:t>
+            </w:r>
+          </w:p>
+        </w:tc>
+        <w:tc>
+          <w:tcPr/>
+          <w:p>
+            <w:pPr>
+              <w:pStyle w:val="Compact"/>
+            </w:pPr>
           </w:p>
         </w:tc>
       </w:tr>
@@ -598,11 +581,7 @@
           <w:p>
             <w:pPr>
               <w:pStyle w:val="Compact"/>
-              <w:jc w:val="center"/>
-            </w:pPr>
-            <w:r>
-              <w:t xml:space="preserve">✔</w:t>
-            </w:r>
+            </w:pPr>
           </w:p>
         </w:tc>
       </w:tr>
@@ -694,7 +673,7 @@
               <w:jc w:val="left"/>
             </w:pPr>
             <w:r>
-              <w:t xml:space="preserve">三处加同一句限定；★ 附录 A 该行</w:t>
+              <w:t xml:space="preserve">三处加同一句限定；附录 A 该行</w:t>
             </w:r>
             <w:r>
               <w:rPr>
@@ -719,20 +698,16 @@
               <w:t xml:space="preserve">✅</w:t>
             </w:r>
             <w:r>
-              <w:t xml:space="preserve">、另加「⚠️ 未按 4 支口径重算」（G2：只加不减）</w:t>
-            </w:r>
-          </w:p>
-        </w:tc>
-        <w:tc>
-          <w:tcPr/>
-          <w:p>
-            <w:pPr>
-              <w:pStyle w:val="Compact"/>
-              <w:jc w:val="center"/>
-            </w:pPr>
-            <w:r>
-              <w:t xml:space="preserve">✔</w:t>
-            </w:r>
+              <w:t xml:space="preserve">、另加「 未按 4 支口径重算」（G2：只加不减）</w:t>
+            </w:r>
+          </w:p>
+        </w:tc>
+        <w:tc>
+          <w:tcPr/>
+          <w:p>
+            <w:pPr>
+              <w:pStyle w:val="Compact"/>
+            </w:pPr>
           </w:p>
         </w:tc>
       </w:tr>
@@ -825,11 +800,7 @@
           <w:p>
             <w:pPr>
               <w:pStyle w:val="Compact"/>
-              <w:jc w:val="center"/>
-            </w:pPr>
-            <w:r>
-              <w:t xml:space="preserve">✔</w:t>
-            </w:r>
+            </w:pPr>
           </w:p>
         </w:tc>
       </w:tr>
@@ -936,11 +907,7 @@
           <w:p>
             <w:pPr>
               <w:pStyle w:val="Compact"/>
-              <w:jc w:val="center"/>
-            </w:pPr>
-            <w:r>
-              <w:t xml:space="preserve">✔</w:t>
-            </w:r>
+            </w:pPr>
           </w:p>
         </w:tc>
       </w:tr>
@@ -1026,12 +993,6 @@
               <w:jc w:val="left"/>
             </w:pPr>
             <w:r>
-              <w:t xml:space="preserve">★</w:t>
-            </w:r>
-            <w:r>
-              <w:t xml:space="preserve"> </w:t>
-            </w:r>
-            <w:r>
               <w:rPr>
                 <w:bCs/>
                 <w:b/>
@@ -1073,11 +1034,7 @@
           <w:p>
             <w:pPr>
               <w:pStyle w:val="Compact"/>
-              <w:jc w:val="center"/>
-            </w:pPr>
-            <w:r>
-              <w:t xml:space="preserve">✔</w:t>
-            </w:r>
+            </w:pPr>
           </w:p>
         </w:tc>
       </w:tr>
@@ -1169,12 +1126,6 @@
               <w:jc w:val="left"/>
             </w:pPr>
             <w:r>
-              <w:t xml:space="preserve">★</w:t>
-            </w:r>
-            <w:r>
-              <w:t xml:space="preserve"> </w:t>
-            </w:r>
-            <w:r>
               <w:rPr>
                 <w:bCs/>
                 <w:b/>
@@ -1182,7 +1133,7 @@
               <w:t xml:space="preserve">不删禁令例句</w:t>
             </w:r>
             <w:r>
-              <w:t xml:space="preserve">（删了就把"禁用示例"也删了）⇒ 改为诚实口径：「</w:t>
+              <w:t xml:space="preserve">（删了就把"禁用示例"也删了），改为诚实口径：「</w:t>
             </w:r>
             <w:r>
               <w:rPr>
@@ -1192,7 +1143,7 @@
               <w:t xml:space="preserve">0 处主张性用法</w:t>
             </w:r>
             <w:r>
-              <w:t xml:space="preserve">；3 处为禁令条文 / 禁用示例的引用（语义合规，字面 grep 会命中 ⇒ 已登记，</w:t>
+              <w:t xml:space="preserve">；3 处为禁令条文 / 禁用示例的引用（语义合规，字面 grep 会命中，已登记，</w:t>
             </w:r>
             <w:r>
               <w:rPr>
@@ -1211,11 +1162,7 @@
           <w:p>
             <w:pPr>
               <w:pStyle w:val="Compact"/>
-              <w:jc w:val="center"/>
-            </w:pPr>
-            <w:r>
-              <w:t xml:space="preserve">✔</w:t>
-            </w:r>
+            </w:pPr>
           </w:p>
         </w:tc>
       </w:tr>
@@ -1295,12 +1242,6 @@
               <w:jc w:val="left"/>
             </w:pPr>
             <w:r>
-              <w:t xml:space="preserve">★</w:t>
-            </w:r>
-            <w:r>
-              <w:t xml:space="preserve"> </w:t>
-            </w:r>
-            <w:r>
               <w:rPr>
                 <w:bCs/>
                 <w:b/>
@@ -1308,10 +1249,7 @@
               <w:t xml:space="preserve">逐字引用必须保真</w:t>
             </w:r>
             <w:r>
-              <w:t xml:space="preserve"> </w:t>
-            </w:r>
-            <w:r>
-              <w:t xml:space="preserve">⇒ 在</w:t>
+              <w:t xml:space="preserve">，在</w:t>
             </w:r>
             <w:r>
               <w:rPr>
@@ -1321,20 +1259,16 @@
               <w:t xml:space="preserve">引文处就地标注</w:t>
             </w:r>
             <w:r>
-              <w:t xml:space="preserve">「★ 底稿逐字原文；D 篇摘要⑤ 已按外部审稿改写 ⇒ 本处不作为现行主张」</w:t>
-            </w:r>
-          </w:p>
-        </w:tc>
-        <w:tc>
-          <w:tcPr/>
-          <w:p>
-            <w:pPr>
-              <w:pStyle w:val="Compact"/>
-              <w:jc w:val="center"/>
-            </w:pPr>
-            <w:r>
-              <w:t xml:space="preserve">✔</w:t>
-            </w:r>
+              <w:t xml:space="preserve">「 底稿逐字原文；D 篇摘要⑤ 已按外部审稿改写，本处不作为现行主张」</w:t>
+            </w:r>
+          </w:p>
+        </w:tc>
+        <w:tc>
+          <w:tcPr/>
+          <w:p>
+            <w:pPr>
+              <w:pStyle w:val="Compact"/>
+            </w:pPr>
           </w:p>
         </w:tc>
       </w:tr>
@@ -1437,12 +1371,6 @@
               <w:jc w:val="left"/>
             </w:pPr>
             <w:r>
-              <w:t xml:space="preserve">★</w:t>
-            </w:r>
-            <w:r>
-              <w:t xml:space="preserve"> </w:t>
-            </w:r>
-            <w:r>
               <w:rPr>
                 <w:bCs/>
                 <w:b/>
@@ -1486,10 +1414,7 @@
               <w:t xml:space="preserve">§5.5→R6</w:t>
             </w:r>
             <w:r>
-              <w:t xml:space="preserve">（逃逸悖论）。★</w:t>
-            </w:r>
-            <w:r>
-              <w:t xml:space="preserve"> </w:t>
+              <w:t xml:space="preserve">（逃逸悖论）。</w:t>
             </w:r>
             <w:r>
               <w:rPr>
@@ -1499,10 +1424,7 @@
               <w:t xml:space="preserve">终审建议的映射（§5 R1/R2/R3/R4/R5）与其自身给出的标题对照不符</w:t>
             </w:r>
             <w:r>
-              <w:t xml:space="preserve"> </w:t>
-            </w:r>
-            <w:r>
-              <w:t xml:space="preserve">⇒ 以</w:t>
+              <w:t xml:space="preserve">，以</w:t>
             </w:r>
             <w:r>
               <w:t xml:space="preserve"> </w:t>
@@ -1526,11 +1448,7 @@
           <w:p>
             <w:pPr>
               <w:pStyle w:val="Compact"/>
-              <w:jc w:val="center"/>
-            </w:pPr>
-            <w:r>
-              <w:t xml:space="preserve">✔</w:t>
-            </w:r>
+            </w:pPr>
           </w:p>
         </w:tc>
       </w:tr>
@@ -1619,11 +1537,7 @@
           <w:p>
             <w:pPr>
               <w:pStyle w:val="Compact"/>
-              <w:jc w:val="center"/>
-            </w:pPr>
-            <w:r>
-              <w:t xml:space="preserve">✔</w:t>
-            </w:r>
+            </w:pPr>
           </w:p>
         </w:tc>
       </w:tr>
@@ -1703,7 +1617,7 @@
                 <w:bCs/>
                 <w:b/>
               </w:rPr>
-              <w:t xml:space="preserve">零区分 / 未检出 + 未预注册 MES ⇒ 不能排除中小效应</w:t>
+              <w:t xml:space="preserve">零区分 / 未检出 + 未预注册 MES，不能排除中小效应</w:t>
             </w:r>
             <w:r>
               <w:t xml:space="preserve">」</w:t>
@@ -1715,11 +1629,7 @@
           <w:p>
             <w:pPr>
               <w:pStyle w:val="Compact"/>
-              <w:jc w:val="center"/>
-            </w:pPr>
-            <w:r>
-              <w:t xml:space="preserve">✔</w:t>
-            </w:r>
+            </w:pPr>
           </w:p>
         </w:tc>
       </w:tr>
@@ -1818,7 +1728,7 @@
                 <w:bCs/>
                 <w:b/>
               </w:rPr>
-              <w:t xml:space="preserve">基线值 24 条 · 2026-10-24 交差审计口径；本轮四篇新增标记后尚未重算</w:t>
+              <w:t xml:space="preserve">基线值 24 条 · 2026-10-24 交差审计口径；这一轮四篇新增标记后尚未重算</w:t>
             </w:r>
             <w:r>
               <w:t xml:space="preserve">」（</w:t>
@@ -1842,11 +1752,7 @@
           <w:p>
             <w:pPr>
               <w:pStyle w:val="Compact"/>
-              <w:jc w:val="center"/>
-            </w:pPr>
-            <w:r>
-              <w:t xml:space="preserve">✔</w:t>
-            </w:r>
+            </w:pPr>
           </w:p>
         </w:tc>
       </w:tr>
@@ -1859,11 +1765,7 @@
               <w:jc w:val="center"/>
             </w:pPr>
             <w:r>
-              <w:rPr>
-                <w:bCs/>
-                <w:b/>
-              </w:rPr>
-              <w:t xml:space="preserve">★ 新增</w:t>
+              <w:t xml:space="preserve">** 新增**</w:t>
             </w:r>
           </w:p>
         </w:tc>
@@ -1913,7 +1815,7 @@
               <w:t xml:space="preserve">A 篇附录 A 仍留着 C 篇刚被改掉的同一句越界措辞</w:t>
             </w:r>
             <w:r>
-              <w:t xml:space="preserve">「唯一挡住这六个错误的…」⇒ C 篇已改为「这类错误</w:t>
+              <w:t xml:space="preserve">「唯一挡住这六个错误的…」，C 篇已改为「这类错误</w:t>
             </w:r>
             <w:r>
               <w:rPr>
@@ -1923,10 +1825,7 @@
               <w:t xml:space="preserve">通常</w:t>
             </w:r>
             <w:r>
-              <w:t xml:space="preserve">需要有人…追问只是防线之一」，A 篇没跟上 ⇒ ★</w:t>
-            </w:r>
-            <w:r>
-              <w:t xml:space="preserve"> </w:t>
+              <w:t xml:space="preserve">需要有人…追问只是防线之一」，A 篇没跟上，</w:t>
             </w:r>
             <w:r>
               <w:rPr>
@@ -1957,11 +1856,7 @@
           <w:p>
             <w:pPr>
               <w:pStyle w:val="Compact"/>
-              <w:jc w:val="center"/>
-            </w:pPr>
-            <w:r>
-              <w:t xml:space="preserve">✔</w:t>
-            </w:r>
+            </w:pPr>
           </w:p>
         </w:tc>
       </w:tr>
@@ -1974,11 +1869,7 @@
               <w:jc w:val="center"/>
             </w:pPr>
             <w:r>
-              <w:rPr>
-                <w:bCs/>
-                <w:b/>
-              </w:rPr>
-              <w:t xml:space="preserve">★ owner 自查</w:t>
+              <w:t xml:space="preserve">** owner 自查**</w:t>
             </w:r>
           </w:p>
         </w:tc>
@@ -2035,12 +1926,6 @@
               <w:jc w:val="left"/>
             </w:pPr>
             <w:r>
-              <w:t xml:space="preserve">★</w:t>
-            </w:r>
-            <w:r>
-              <w:t xml:space="preserve"> </w:t>
-            </w:r>
-            <w:r>
               <w:rPr>
                 <w:bCs/>
                 <w:b/>
@@ -2058,16 +1943,17 @@
                 <w:bCs/>
                 <w:b/>
               </w:rPr>
-              <w:t xml:space="preserve">84 数据行、84 个 ✅</w:t>
-            </w:r>
-            <w:r>
-              <w:t xml:space="preserve"> </w:t>
-            </w:r>
-            <w:r>
-              <w:t xml:space="preserve">⇒ 「84/84」正确；「42 个 / 43/43」既陈旧又自相矛盾 ⇒</w:t>
-            </w:r>
-            <w:r>
-              <w:t xml:space="preserve"> </w:t>
+              <w:t xml:space="preserve">84 数据行、84 个</w:t>
+            </w:r>
+            <w:r>
+              <w:rPr>
+                <w:bCs/>
+                <w:b/>
+              </w:rPr>
+              <w:t xml:space="preserve"> </w:t>
+            </w:r>
+            <w:r>
+              <w:t xml:space="preserve">，「84/84」正确；「42 个 / 43/43」既陈旧又自相矛盾，</w:t>
             </w:r>
             <w:r>
               <w:rPr>
@@ -2086,11 +1972,7 @@
           <w:p>
             <w:pPr>
               <w:pStyle w:val="Compact"/>
-              <w:jc w:val="center"/>
-            </w:pPr>
-            <w:r>
-              <w:t xml:space="preserve">✔</w:t>
-            </w:r>
+            </w:pPr>
           </w:p>
         </w:tc>
       </w:tr>
@@ -2103,11 +1985,7 @@
               <w:jc w:val="center"/>
             </w:pPr>
             <w:r>
-              <w:rPr>
-                <w:bCs/>
-                <w:b/>
-              </w:rPr>
-              <w:t xml:space="preserve">★ owner 自查</w:t>
+              <w:t xml:space="preserve">** owner 自查**</w:t>
             </w:r>
           </w:p>
         </w:tc>
@@ -2183,26 +2061,17 @@
               <w:t xml:space="preserve">但仓内无此脚本</w:t>
             </w:r>
             <w:r>
-              <w:t xml:space="preserve"> </w:t>
-            </w:r>
-            <w:r>
-              <w:t xml:space="preserve">⇒ 交付说明里有一条指向不存在的东西的指令</w:t>
-            </w:r>
-          </w:p>
-        </w:tc>
-        <w:tc>
-          <w:tcPr/>
-          <w:p>
-            <w:pPr>
-              <w:pStyle w:val="Compact"/>
-              <w:jc w:val="left"/>
-            </w:pPr>
-            <w:r>
-              <w:t xml:space="preserve">★</w:t>
-            </w:r>
-            <w:r>
-              <w:t xml:space="preserve"> </w:t>
-            </w:r>
+              <w:t xml:space="preserve">，交付说明里有一条指向不存在的东西的指令</w:t>
+            </w:r>
+          </w:p>
+        </w:tc>
+        <w:tc>
+          <w:tcPr/>
+          <w:p>
+            <w:pPr>
+              <w:pStyle w:val="Compact"/>
+              <w:jc w:val="left"/>
+            </w:pPr>
             <w:r>
               <w:rPr>
                 <w:bCs/>
@@ -2235,7 +2104,7 @@
               <w:t xml:space="preserve"> </w:t>
             </w:r>
             <w:r>
-              <w:t xml:space="preserve">负向测试）⇒ 那句话现在</w:t>
+              <w:t xml:space="preserve">负向测试），那句话现在</w:t>
             </w:r>
             <w:r>
               <w:rPr>
@@ -2251,11 +2120,7 @@
           <w:p>
             <w:pPr>
               <w:pStyle w:val="Compact"/>
-              <w:jc w:val="center"/>
-            </w:pPr>
-            <w:r>
-              <w:t xml:space="preserve">✔</w:t>
-            </w:r>
+            </w:pPr>
           </w:p>
         </w:tc>
       </w:tr>
@@ -2268,13 +2133,13 @@
       </w:r>
     </w:p>
     <w:bookmarkEnd w:id="21"/>
-    <w:bookmarkStart w:id="22" w:name="集成交付方的-5-项待裁决事项-处置"/>
+    <w:bookmarkStart w:id="22" w:name="集成交付方的-5-项待裁决事项-处理"/>
     <w:p>
       <w:pPr>
         <w:pStyle w:val="Heading2"/>
       </w:pPr>
       <w:r>
-        <w:t xml:space="preserve">2 · 集成交付方的 5 项待裁决事项 → 处置</w:t>
+        <w:t xml:space="preserve">2 · 集成交付方的 5 项待裁决事项 → 处理</w:t>
       </w:r>
     </w:p>
     <w:tbl>
@@ -2362,12 +2227,6 @@
               <w:jc w:val="left"/>
             </w:pPr>
             <w:r>
-              <w:t xml:space="preserve">★</w:t>
-            </w:r>
-            <w:r>
-              <w:t xml:space="preserve"> </w:t>
-            </w:r>
-            <w:r>
               <w:rPr>
                 <w:bCs/>
                 <w:b/>
@@ -2403,10 +2262,7 @@
               <w:t xml:space="preserve">回</w:t>
             </w:r>
             <w:r>
-              <w:t xml:space="preserve">）；同表第 7 行有同句式（「撤回…」）可交叉验证 ⇒</w:t>
-            </w:r>
-            <w:r>
-              <w:t xml:space="preserve"> </w:t>
+              <w:t xml:space="preserve">）；同表第 7 行有同句式（「撤回…」）可交叉验证，</w:t>
             </w:r>
             <w:r>
               <w:rPr>
@@ -2424,17 +2280,14 @@
               <w:t xml:space="preserve">:1044</w:t>
             </w:r>
             <w:r>
-              <w:t xml:space="preserve">「撤回学习实验报告」。★</w:t>
-            </w:r>
-            <w:r>
-              <w:t xml:space="preserve"> </w:t>
-            </w:r>
-            <w:r>
-              <w:rPr>
-                <w:bCs/>
-                <w:b/>
-              </w:rPr>
-              <w:t xml:space="preserve">原稿与 drive 交付包里都是坏的 ⇒ 无干净副本可回源</w:t>
+              <w:t xml:space="preserve">「撤回学习实验报告」。</w:t>
+            </w:r>
+            <w:r>
+              <w:rPr>
+                <w:bCs/>
+                <w:b/>
+              </w:rPr>
+              <w:t xml:space="preserve">原稿与 drive 交付包里都是坏的，无干净副本可回源</w:t>
             </w:r>
             <w:r>
               <w:t xml:space="preserve">，只能按字节证据 + 同句式交叉验证复原。修复用「锚点唯一断言 + 原子写 + 回读断言」，并验证</w:t>
@@ -2482,7 +2335,7 @@
               <w:jc w:val="left"/>
             </w:pPr>
             <w:r>
-              <w:t xml:space="preserve">★ 见上表「owner 自查」：以</w:t>
+              <w:t xml:space="preserve">见上表「owner 自查」：以</w:t>
             </w:r>
             <w:r>
               <w:rPr>
@@ -2533,12 +2386,6 @@
               <w:jc w:val="left"/>
             </w:pPr>
             <w:r>
-              <w:t xml:space="preserve">★</w:t>
-            </w:r>
-            <w:r>
-              <w:t xml:space="preserve"> </w:t>
-            </w:r>
-            <w:r>
               <w:rPr>
                 <w:bCs/>
                 <w:b/>
@@ -2561,10 +2408,7 @@
               <w:t xml:space="preserve"> </w:t>
             </w:r>
             <w:r>
-              <w:t xml:space="preserve">§7 剔除图例/页脚的人工口径 ⇒ 结果是新数字，G1 不允许本轮直接填）⇒</w:t>
-            </w:r>
-            <w:r>
-              <w:t xml:space="preserve"> </w:t>
+              <w:t xml:space="preserve">§7 剔除图例/页脚的人工口径，结果是新数字，G1 不允许这一轮直接填），</w:t>
             </w:r>
             <w:r>
               <w:rPr>
@@ -2639,12 +2483,6 @@
               <w:jc w:val="left"/>
             </w:pPr>
             <w:r>
-              <w:t xml:space="preserve">★</w:t>
-            </w:r>
-            <w:r>
-              <w:t xml:space="preserve"> </w:t>
-            </w:r>
-            <w:r>
               <w:rPr>
                 <w:bCs/>
                 <w:b/>
@@ -2652,7 +2490,7 @@
               <w:t xml:space="preserve">补出真脚本</w:t>
             </w:r>
             <w:r>
-              <w:t xml:space="preserve">（见上表）⇒ 交付说明里的复现命令变为可执行</w:t>
+              <w:t xml:space="preserve">（见上表），交付说明里的复现命令变为可执行</w:t>
             </w:r>
           </w:p>
         </w:tc>
@@ -2704,12 +2542,6 @@
               <w:pStyle w:val="Compact"/>
               <w:jc w:val="left"/>
             </w:pPr>
-            <w:r>
-              <w:t xml:space="preserve">★</w:t>
-            </w:r>
-            <w:r>
-              <w:t xml:space="preserve"> </w:t>
-            </w:r>
             <w:r>
               <w:rPr>
                 <w:bCs/>
@@ -2833,7 +2665,7 @@
               <w:jc w:val="left"/>
             </w:pPr>
             <w:r>
-              <w:t xml:space="preserve">终审报告的「复核快照」表写在「以 &gt; 开头的引用块」里 ⇒ pandoc 渲染成</w:t>
+              <w:t xml:space="preserve">终审报告的「复核快照」表写在「以 &gt; 开头的引用块」里，pandoc 渲染成</w:t>
             </w:r>
             <w:r>
               <w:rPr>
@@ -2843,13 +2675,7 @@
               <w:t xml:space="preserve">嵌套表</w:t>
             </w:r>
             <w:r>
-              <w:t xml:space="preserve"> </w:t>
-            </w:r>
-            <w:r>
-              <w:t xml:space="preserve">⇒</w:t>
-            </w:r>
-            <w:r>
-              <w:t xml:space="preserve"> </w:t>
+              <w:t xml:space="preserve">，</w:t>
             </w:r>
             <w:r>
               <w:rPr>
@@ -2883,12 +2709,6 @@
               <w:jc w:val="left"/>
             </w:pPr>
             <w:r>
-              <w:t xml:space="preserve">★</w:t>
-            </w:r>
-            <w:r>
-              <w:t xml:space="preserve"> </w:t>
-            </w:r>
-            <w:r>
               <w:rPr>
                 <w:bCs/>
                 <w:b/>
@@ -2896,10 +2716,7 @@
               <w:t xml:space="preserve">把表移出引用块</w:t>
             </w:r>
             <w:r>
-              <w:t xml:space="preserve">（表格不能待在引用块里）⇒ md/docx 表数一致；★</w:t>
-            </w:r>
-            <w:r>
-              <w:t xml:space="preserve"> </w:t>
+              <w:t xml:space="preserve">（表格不能待在引用块里），md/docx 表数一致；</w:t>
             </w:r>
             <w:r>
               <w:rPr>
@@ -2939,10 +2756,7 @@
               <w:jc w:val="left"/>
             </w:pPr>
             <w:r>
-              <w:t xml:space="preserve">终审报告 L146 的单元格里写了「转义竖线 + # + 事项 + 状态 …」⇒ pandoc 渲染出带反斜杠的「事项竖线」 ⇒</w:t>
-            </w:r>
-            <w:r>
-              <w:t xml:space="preserve"> </w:t>
+              <w:t xml:space="preserve">终审报告 L146 的单元格里写了「转义竖线 + # + 事项 + 状态 …」，pandoc 渲染出带反斜杠的「事项竖线」，</w:t>
             </w:r>
             <w:r>
               <w:rPr>
@@ -2961,7 +2775,7 @@
               <w:jc w:val="left"/>
             </w:pPr>
             <w:r>
-              <w:t xml:space="preserve">★ 按项目既有约定（</w:t>
+              <w:t xml:space="preserve">按项目既有约定（</w:t>
             </w:r>
             <w:r>
               <w:rPr>
@@ -2995,10 +2809,7 @@
               <w:t xml:space="preserve">／</w:t>
             </w:r>
             <w:r>
-              <w:t xml:space="preserve"> </w:t>
-            </w:r>
-            <w:r>
-              <w:t xml:space="preserve">⇒ 单元格零丢失</w:t>
+              <w:t xml:space="preserve">，单元格零丢失</w:t>
             </w:r>
           </w:p>
         </w:tc>
@@ -3621,7 +3432,7 @@
               <w:t xml:space="preserve">否定句</w:t>
             </w:r>
             <w:r>
-              <w:t xml:space="preserve">里（「✖</w:t>
+              <w:t xml:space="preserve">里（「</w:t>
             </w:r>
             <w:r>
               <w:t xml:space="preserve"> </w:t>
@@ -3647,7 +3458,7 @@
               <w:t xml:space="preserve"> </w:t>
             </w:r>
             <w:r>
-              <w:t xml:space="preserve">A 篇附录那处已在本轮补修</w:t>
+              <w:t xml:space="preserve">A 篇附录那处已在这一轮补修</w:t>
             </w:r>
           </w:p>
         </w:tc>
@@ -4000,7 +3811,7 @@
       </w:r>
     </w:p>
     <w:bookmarkEnd w:id="24"/>
-    <w:bookmarkStart w:id="25" w:name="仍然未做的不是漏改是范围决定或做不到"/>
+    <w:bookmarkStart w:id="25" w:name="X5a27acda8bce9dd9cc2e0c61becfe7be699cda7"/>
     <w:p>
       <w:pPr>
         <w:pStyle w:val="Heading2"/>
@@ -4016,64 +3827,46 @@
         <w:t xml:space="preserve">不是漏改，是范围决定或做不到</w:t>
       </w:r>
       <w:r>
-        <w:t xml:space="preserve">）</w:t>
+        <w:t xml:space="preserve">）终审 §3 列了 6 条「审稿人要的动作没做」，owner 裁决不变：</w:t>
+      </w:r>
+      <w:r>
+        <w:rPr>
+          <w:bCs/>
+          <w:b/>
+        </w:rPr>
+        <w:t xml:space="preserve">全部维持「显式登记为未来工作」，这一轮不跑新实验</w:t>
+      </w:r>
+      <w:r>
+        <w:t xml:space="preserve">（owner D3）。其中</w:t>
+      </w:r>
+      <w:r>
+        <w:t xml:space="preserve"> </w:t>
+      </w:r>
+      <w:r>
+        <w:rPr>
+          <w:bCs/>
+          <w:b/>
+        </w:rPr>
+        <w:t xml:space="preserve">D/A 两项 0 API 成本的重算</w:t>
+      </w:r>
+      <w:r>
+        <w:t xml:space="preserve">（4 支口径重算、净增益双边重算）</w:t>
+      </w:r>
+      <w:r>
+        <w:rPr>
+          <w:bCs/>
+          <w:b/>
+        </w:rPr>
+        <w:t xml:space="preserve">已被这一轮写进 A 篇 §9</w:t>
+      </w:r>
+      <w:r>
+        <w:t xml:space="preserve">，是下一轮的第一个动作。</w:t>
       </w:r>
     </w:p>
     <w:p>
       <w:pPr>
         <w:pStyle w:val="FirstParagraph"/>
       </w:pPr>
-      <w:r>
-        <w:t xml:space="preserve">终审 §3 列了 6 条「审稿人要的动作没做」，owner 裁决不变：</w:t>
-      </w:r>
-      <w:r>
-        <w:rPr>
-          <w:bCs/>
-          <w:b/>
-        </w:rPr>
-        <w:t xml:space="preserve">全部维持「显式登记为未来工作」，本轮不跑新实验</w:t>
-      </w:r>
-      <w:r>
-        <w:t xml:space="preserve">（owner D3）。</w:t>
-      </w:r>
-      <w:r>
-        <w:t xml:space="preserve"> </w:t>
-      </w:r>
-      <w:r>
-        <w:t xml:space="preserve">⇒ ★ 其中</w:t>
-      </w:r>
-      <w:r>
-        <w:t xml:space="preserve"> </w:t>
-      </w:r>
-      <w:r>
-        <w:rPr>
-          <w:bCs/>
-          <w:b/>
-        </w:rPr>
-        <w:t xml:space="preserve">D/A 两项 0 API 成本的重算</w:t>
-      </w:r>
-      <w:r>
-        <w:t xml:space="preserve">（4 支口径重算、净增益双边重算）</w:t>
-      </w:r>
-      <w:r>
-        <w:rPr>
-          <w:bCs/>
-          <w:b/>
-        </w:rPr>
-        <w:t xml:space="preserve">已被本轮写进 A 篇 §9</w:t>
-      </w:r>
-      <w:r>
-        <w:t xml:space="preserve">，是下一轮的第一个动作。</w:t>
-      </w:r>
-      <w:r>
-        <w:t xml:space="preserve"> </w:t>
-      </w:r>
-      <w:r>
-        <w:t xml:space="preserve">⇒ ★</w:t>
-      </w:r>
-      <w:r>
-        <w:t xml:space="preserve"> </w:t>
-      </w:r>
       <w:r>
         <w:rPr>
           <w:bCs/>

--- a/papers/终审后修复报告_2026-10-24.docx
+++ b/papers/终审后修复报告_2026-10-24.docx
@@ -695,7 +695,7 @@
                 <w:bCs/>
                 <w:b/>
               </w:rPr>
-              <w:t xml:space="preserve">✅</w:t>
+              <w:t xml:space="preserve">【已核】</w:t>
             </w:r>
             <w:r>
               <w:t xml:space="preserve">、另加「 未按 4 支口径重算」（G2：只加不减）</w:t>
